--- a/zht/docx/186.content.docx
+++ b/zht/docx/186.content.docx
@@ -353,18 +353,12 @@
           <w:lang w:val="zh_TW" w:bidi="zh_TW"/>
         </w:rPr>
       </w:r>
-      <w:hyperlink r:id="rId13">
-        <w:r>
-          <w:rPr>
-            <w:lang w:val="zh_TW" w:bidi="zh_TW"/>
-          </w:rPr>
-          <w:rPr>
-            <w:color w:val="0000EE"/>
-            <w:u w:val="single"/>
-          </w:rPr>
-          <w:t>歷代志下2:17</w:t>
-        </w:r>
-      </w:hyperlink>
+      <w:r>
+        <w:rPr>
+          <w:lang w:val="zh_TW" w:bidi="zh_TW"/>
+        </w:rPr>
+        <w:t>歷代志下2:17</w:t>
+      </w:r>
     </w:p>
     <w:p>
       <w:pPr>
@@ -377,18 +371,12 @@
           <w:lang w:val="zh_TW" w:bidi="zh_TW"/>
         </w:rPr>
       </w:r>
-      <w:hyperlink r:id="rId14">
-        <w:r>
-          <w:rPr>
-            <w:lang w:val="zh_TW" w:bidi="zh_TW"/>
-          </w:rPr>
-          <w:rPr>
-            <w:color w:val="0000EE"/>
-            <w:u w:val="single"/>
-          </w:rPr>
-          <w:t>使徒行傳7:29–30</w:t>
-        </w:r>
-      </w:hyperlink>
+      <w:r>
+        <w:rPr>
+          <w:lang w:val="zh_TW" w:bidi="zh_TW"/>
+        </w:rPr>
+        <w:t>使徒行傳7:29–30</w:t>
+      </w:r>
     </w:p>
     <w:p>
       <w:pPr>
@@ -401,18 +389,12 @@
           <w:lang w:val="zh_TW" w:bidi="zh_TW"/>
         </w:rPr>
       </w:r>
-      <w:hyperlink r:id="rId15">
-        <w:r>
-          <w:rPr>
-            <w:lang w:val="zh_TW" w:bidi="zh_TW"/>
-          </w:rPr>
-          <w:rPr>
-            <w:color w:val="0000EE"/>
-            <w:u w:val="single"/>
-          </w:rPr>
-          <w:t>申命記1:15–16</w:t>
-        </w:r>
-      </w:hyperlink>
+      <w:r>
+        <w:rPr>
+          <w:lang w:val="zh_TW" w:bidi="zh_TW"/>
+        </w:rPr>
+        <w:t>申命記1:15–16</w:t>
+      </w:r>
     </w:p>
     <w:p>
       <w:pPr>
@@ -425,18 +407,12 @@
           <w:lang w:val="zh_TW" w:bidi="zh_TW"/>
         </w:rPr>
       </w:r>
-      <w:hyperlink r:id="rId16">
-        <w:r>
-          <w:rPr>
-            <w:lang w:val="zh_TW" w:bidi="zh_TW"/>
-          </w:rPr>
-          <w:rPr>
-            <w:color w:val="0000EE"/>
-            <w:u w:val="single"/>
-          </w:rPr>
-          <w:t>創世記15:12–13</w:t>
-        </w:r>
-      </w:hyperlink>
+      <w:r>
+        <w:rPr>
+          <w:lang w:val="zh_TW" w:bidi="zh_TW"/>
+        </w:rPr>
+        <w:t>創世記15:12–13</w:t>
+      </w:r>
     </w:p>
     <w:p>
       <w:pPr>
@@ -449,18 +425,12 @@
           <w:lang w:val="zh_TW" w:bidi="zh_TW"/>
         </w:rPr>
       </w:r>
-      <w:hyperlink r:id="rId17">
-        <w:r>
-          <w:rPr>
-            <w:lang w:val="zh_TW" w:bidi="zh_TW"/>
-          </w:rPr>
-          <w:rPr>
-            <w:color w:val="0000EE"/>
-            <w:u w:val="single"/>
-          </w:rPr>
-          <w:t>創世記17:27</w:t>
-        </w:r>
-      </w:hyperlink>
+      <w:r>
+        <w:rPr>
+          <w:lang w:val="zh_TW" w:bidi="zh_TW"/>
+        </w:rPr>
+        <w:t>創世記17:27</w:t>
+      </w:r>
     </w:p>
     <w:p>
       <w:pPr>
@@ -473,18 +443,12 @@
           <w:lang w:val="zh_TW" w:bidi="zh_TW"/>
         </w:rPr>
       </w:r>
-      <w:hyperlink r:id="rId18">
-        <w:r>
-          <w:rPr>
-            <w:lang w:val="zh_TW" w:bidi="zh_TW"/>
-          </w:rPr>
-          <w:rPr>
-            <w:color w:val="0000EE"/>
-            <w:u w:val="single"/>
-          </w:rPr>
-          <w:t>路加福音17:18</w:t>
-        </w:r>
-      </w:hyperlink>
+      <w:r>
+        <w:rPr>
+          <w:lang w:val="zh_TW" w:bidi="zh_TW"/>
+        </w:rPr>
+        <w:t>路加福音17:18</w:t>
+      </w:r>
     </w:p>
     <w:p>
       <w:pPr>
@@ -497,18 +461,12 @@
           <w:lang w:val="zh_TW" w:bidi="zh_TW"/>
         </w:rPr>
       </w:r>
-      <w:hyperlink r:id="rId19">
-        <w:r>
-          <w:rPr>
-            <w:lang w:val="zh_TW" w:bidi="zh_TW"/>
-          </w:rPr>
-          <w:rPr>
-            <w:color w:val="0000EE"/>
-            <w:u w:val="single"/>
-          </w:rPr>
-          <w:t>馬太福音17:24–25</w:t>
-        </w:r>
-      </w:hyperlink>
+      <w:r>
+        <w:rPr>
+          <w:lang w:val="zh_TW" w:bidi="zh_TW"/>
+        </w:rPr>
+        <w:t>馬太福音17:24–25</w:t>
+      </w:r>
     </w:p>
     <w:p>
       <w:pPr>
@@ -760,18 +718,12 @@
           <w:lang w:val="zh_TW" w:bidi="zh_TW"/>
         </w:rPr>
       </w:r>
-      <w:hyperlink r:id="rId20">
-        <w:r>
-          <w:rPr>
-            <w:lang w:val="zh_TW" w:bidi="zh_TW"/>
-          </w:rPr>
-          <w:rPr>
-            <w:color w:val="0000EE"/>
-            <w:u w:val="single"/>
-          </w:rPr>
-          <w:t>使徒行傳9:13–16</w:t>
-        </w:r>
-      </w:hyperlink>
+      <w:r>
+        <w:rPr>
+          <w:lang w:val="zh_TW" w:bidi="zh_TW"/>
+        </w:rPr>
+        <w:t>使徒行傳9:13–16</w:t>
+      </w:r>
     </w:p>
     <w:p>
       <w:pPr>
@@ -784,18 +736,12 @@
           <w:lang w:val="zh_TW" w:bidi="zh_TW"/>
         </w:rPr>
       </w:r>
-      <w:hyperlink r:id="rId21">
-        <w:r>
-          <w:rPr>
-            <w:lang w:val="zh_TW" w:bidi="zh_TW"/>
-          </w:rPr>
-          <w:rPr>
-            <w:color w:val="0000EE"/>
-            <w:u w:val="single"/>
-          </w:rPr>
-          <w:t>使徒行傳14:5–7</w:t>
-        </w:r>
-      </w:hyperlink>
+      <w:r>
+        <w:rPr>
+          <w:lang w:val="zh_TW" w:bidi="zh_TW"/>
+        </w:rPr>
+        <w:t>使徒行傳14:5–7</w:t>
+      </w:r>
     </w:p>
     <w:p>
       <w:pPr>
@@ -808,18 +754,12 @@
           <w:lang w:val="zh_TW" w:bidi="zh_TW"/>
         </w:rPr>
       </w:r>
-      <w:hyperlink r:id="rId22">
-        <w:r>
-          <w:rPr>
-            <w:lang w:val="zh_TW" w:bidi="zh_TW"/>
-          </w:rPr>
-          <w:rPr>
-            <w:color w:val="0000EE"/>
-            <w:u w:val="single"/>
-          </w:rPr>
-          <w:t>加拉太書2:16</w:t>
-        </w:r>
-      </w:hyperlink>
+      <w:r>
+        <w:rPr>
+          <w:lang w:val="zh_TW" w:bidi="zh_TW"/>
+        </w:rPr>
+        <w:t>加拉太書2:16</w:t>
+      </w:r>
     </w:p>
     <w:p>
       <w:pPr>
@@ -832,18 +772,12 @@
           <w:lang w:val="zh_TW" w:bidi="zh_TW"/>
         </w:rPr>
       </w:r>
-      <w:hyperlink r:id="rId23">
-        <w:r>
-          <w:rPr>
-            <w:lang w:val="zh_TW" w:bidi="zh_TW"/>
-          </w:rPr>
-          <w:rPr>
-            <w:color w:val="0000EE"/>
-            <w:u w:val="single"/>
-          </w:rPr>
-          <w:t>路加福音2:32</w:t>
-        </w:r>
-      </w:hyperlink>
+      <w:r>
+        <w:rPr>
+          <w:lang w:val="zh_TW" w:bidi="zh_TW"/>
+        </w:rPr>
+        <w:t>路加福音2:32</w:t>
+      </w:r>
     </w:p>
     <w:p>
       <w:pPr>
@@ -856,18 +790,12 @@
           <w:lang w:val="zh_TW" w:bidi="zh_TW"/>
         </w:rPr>
       </w:r>
-      <w:hyperlink r:id="rId24">
-        <w:r>
-          <w:rPr>
-            <w:lang w:val="zh_TW" w:bidi="zh_TW"/>
-          </w:rPr>
-          <w:rPr>
-            <w:color w:val="0000EE"/>
-            <w:u w:val="single"/>
-          </w:rPr>
-          <w:t>馬太福音5:47</w:t>
-        </w:r>
-      </w:hyperlink>
+      <w:r>
+        <w:rPr>
+          <w:lang w:val="zh_TW" w:bidi="zh_TW"/>
+        </w:rPr>
+        <w:t>馬太福音5:47</w:t>
+      </w:r>
     </w:p>
     <w:p>
       <w:pPr>
@@ -880,18 +808,12 @@
           <w:lang w:val="zh_TW" w:bidi="zh_TW"/>
         </w:rPr>
       </w:r>
-      <w:hyperlink r:id="rId25">
-        <w:r>
-          <w:rPr>
-            <w:lang w:val="zh_TW" w:bidi="zh_TW"/>
-          </w:rPr>
-          <w:rPr>
-            <w:color w:val="0000EE"/>
-            <w:u w:val="single"/>
-          </w:rPr>
-          <w:t>馬太福音6:5–7</w:t>
-        </w:r>
-      </w:hyperlink>
+      <w:r>
+        <w:rPr>
+          <w:lang w:val="zh_TW" w:bidi="zh_TW"/>
+        </w:rPr>
+        <w:t>馬太福音6:5–7</w:t>
+      </w:r>
     </w:p>
     <w:p>
       <w:pPr>
@@ -904,18 +826,12 @@
           <w:lang w:val="zh_TW" w:bidi="zh_TW"/>
         </w:rPr>
       </w:r>
-      <w:hyperlink r:id="rId26">
-        <w:r>
-          <w:rPr>
-            <w:lang w:val="zh_TW" w:bidi="zh_TW"/>
-          </w:rPr>
-          <w:rPr>
-            <w:color w:val="0000EE"/>
-            <w:u w:val="single"/>
-          </w:rPr>
-          <w:t>羅馬書11:25</w:t>
-        </w:r>
-      </w:hyperlink>
+      <w:r>
+        <w:rPr>
+          <w:lang w:val="zh_TW" w:bidi="zh_TW"/>
+        </w:rPr>
+        <w:t>羅馬書11:25</w:t>
+      </w:r>
     </w:p>
     <w:p>
       <w:pPr>
@@ -1208,18 +1124,12 @@
           <w:lang w:val="zh_TW" w:bidi="zh_TW"/>
         </w:rPr>
       </w:r>
-      <w:hyperlink r:id="rId27">
-        <w:r>
-          <w:rPr>
-            <w:lang w:val="zh_TW" w:bidi="zh_TW"/>
-          </w:rPr>
-          <w:rPr>
-            <w:color w:val="0000EE"/>
-            <w:u w:val="single"/>
-          </w:rPr>
-          <w:t>哥林多前書10:20–22</w:t>
-        </w:r>
-      </w:hyperlink>
+      <w:r>
+        <w:rPr>
+          <w:lang w:val="zh_TW" w:bidi="zh_TW"/>
+        </w:rPr>
+        <w:t>哥林多前書10:20–22</w:t>
+      </w:r>
     </w:p>
     <w:p>
       <w:pPr>
@@ -1232,18 +1142,12 @@
           <w:lang w:val="zh_TW" w:bidi="zh_TW"/>
         </w:rPr>
       </w:r>
-      <w:hyperlink r:id="rId28">
-        <w:r>
-          <w:rPr>
-            <w:lang w:val="zh_TW" w:bidi="zh_TW"/>
-          </w:rPr>
-          <w:rPr>
-            <w:color w:val="0000EE"/>
-            <w:u w:val="single"/>
-          </w:rPr>
-          <w:t>哥林多前書12:1–3</w:t>
-        </w:r>
-      </w:hyperlink>
+      <w:r>
+        <w:rPr>
+          <w:lang w:val="zh_TW" w:bidi="zh_TW"/>
+        </w:rPr>
+        <w:t>哥林多前書12:1–3</w:t>
+      </w:r>
     </w:p>
     <w:p>
       <w:pPr>
@@ -1256,18 +1160,12 @@
           <w:lang w:val="zh_TW" w:bidi="zh_TW"/>
         </w:rPr>
       </w:r>
-      <w:hyperlink r:id="rId29">
-        <w:r>
-          <w:rPr>
-            <w:lang w:val="zh_TW" w:bidi="zh_TW"/>
-          </w:rPr>
-          <w:rPr>
-            <w:color w:val="0000EE"/>
-            <w:u w:val="single"/>
-          </w:rPr>
-          <w:t>列王紀下17:14–15</w:t>
-        </w:r>
-      </w:hyperlink>
+      <w:r>
+        <w:rPr>
+          <w:lang w:val="zh_TW" w:bidi="zh_TW"/>
+        </w:rPr>
+        <w:t>列王紀下17:14–15</w:t>
+      </w:r>
     </w:p>
     <w:p>
       <w:pPr>
@@ -1280,18 +1178,12 @@
           <w:lang w:val="zh_TW" w:bidi="zh_TW"/>
         </w:rPr>
       </w:r>
-      <w:hyperlink r:id="rId30">
-        <w:r>
-          <w:rPr>
-            <w:lang w:val="zh_TW" w:bidi="zh_TW"/>
-          </w:rPr>
-          <w:rPr>
-            <w:color w:val="0000EE"/>
-            <w:u w:val="single"/>
-          </w:rPr>
-          <w:t>列王紀下21:4–6</w:t>
-        </w:r>
-      </w:hyperlink>
+      <w:r>
+        <w:rPr>
+          <w:lang w:val="zh_TW" w:bidi="zh_TW"/>
+        </w:rPr>
+        <w:t>列王紀下21:4–6</w:t>
+      </w:r>
     </w:p>
     <w:p>
       <w:pPr>
